--- a/ky/wisdom-stories/not-leaving-the-right-path.docx
+++ b/ky/wisdom-stories/not-leaving-the-right-path.docx
@@ -39,7 +39,7 @@
           <w:sz w:val="22"/>
           <w:lang w:val="ky-KG"/>
         </w:rPr>
-        <w:t>Күндөрдүн биринде жумушсуздуктан, бекерчиликтен жана мурасын жеп, убактысын текке өткөрүүдөн тажаган бир адам туура жолдон тайбай, адал өмүр сүрүү үчүн кеңеш алууну көздөп, падышанын алдына келет да, жол көрсөтүп коюусун өтүнөт. Падыша бир аз ойлонуп, ага мындай тапшырма берет: «Оозуна чейин зайтун майы толтурулган бул кумураны ал да, бир тамчысын да төкпөй, шаардын бир четинен экинчи четине жеткир. Бир эле тамчы жерге түшсө, башың алынарын бил». Көзөмөлдөө үчүн жанына эки жоокерди кошуп берет.</w:t>
+        <w:t>Күндөрдүн биринде жумушсуздуктан, бекерчиликтен жана мурасын жеп, убактысын текке өткөрүүдөн тажаган бир адам адал өмүр сүрүү үчүн кеңеш алууну көздөп, падышанын алдына келет да, жол көрсөтүп коюусун өтүнөт. Падыша бир аз ойлонуп, ага мындай тапшырма берет: «Оозуна чейин зайтун майы толтурулган бул кумураны ал да, бир тамчысын да төкпөй, шаардын бир четинен экинчи четине жеткир. Бир эле тамчы жерге түшсө, башың алынарын бил». Көзөмөлдөө үчүн жанына эки жоокерди кошуп берет.</w:t>
       </w:r>
     </w:p>
     <w:p>
@@ -57,7 +57,7 @@
           <w:sz w:val="22"/>
           <w:lang w:val="ky-KG"/>
         </w:rPr>
-        <w:t>Адам болгон күчүн жыйнап, акылын иштетип, бир тамчы да төкпөстөн кумураны шаардын аркы четине жеткирет. Анан кайра кайтып келип, падышанын алдына чыгат: «Падышам, буйругуңузду кынтыксыз аткардым», — дейт. Падыша андан: «Шаардан эмнелерди көрдүң, кандай окуяларга күбө болдуң?» — деп сурайт. Ал күнү шаарда базар болуп, эл ушунчалык көп эле — ийне таштасаң жерге түшчүдөй эмес.</w:t>
+        <w:t>Адам болгон күчүн жыйнап, акылын иштетип, бир тамчы да төкпөстөн кумураны шаардын аркы четине жеткирет. Анан кайра кайтып келип, падышанын алдына чыгат: «Падышам, буйругуңузду кынтыксыз аткардым», — дейт. Падыша андан: «Шаардан эмнелерди көрдүң, кандай окуяларга күбө болдуң?» — деп сурайт. Ал күнү шаарда базар болуп, эл ушунчалык көп эле — ийне таштасаң жерге түшпөйт.</w:t>
       </w:r>
     </w:p>
     <w:p>
@@ -117,7 +117,7 @@
           <w:sz w:val="22"/>
           <w:lang w:val="ky-KG"/>
         </w:rPr>
-        <w:t xml:space="preserve">Сабак: </w:t>
+        <w:t>Сабак: Ар бир ишине толук көңүл буруп, Кудайдын өзүн көрүп турганын унутпаган адам туура жолдон тайбайт.</w:t>
       </w:r>
       <w:r>
         <w:rPr>
@@ -126,7 +126,6 @@
           <w:sz w:val="22"/>
           <w:lang w:val="ky-KG"/>
         </w:rPr>
-        <w:t>Милдетиңе бүт дитиңди коюп, абийириңди таза сакта. Ар бир ишиң үчүн жооп берериңди унутпа.</w:t>
       </w:r>
     </w:p>
     <w:p>
@@ -146,7 +145,7 @@
           <w:sz w:val="18"/>
           <w:lang w:val="ky-KG"/>
         </w:rPr>
-        <w:t>Окуя ачык интернет булактарынан алынды.</w:t>
+        <w:t>Аңгемелер ачык интернет булактарынан алынган, иллюстрациялар болсо ЖИ менен түзүлгөн.</w:t>
       </w:r>
     </w:p>
     <w:sectPr>
